--- a/_site/posts/2021-10-01-gestion-publica-y-administracion-publica/index.docx
+++ b/_site/posts/2021-10-01-gestion-publica-y-administracion-publica/index.docx
@@ -44,7 +44,7 @@
         <w:t xml:space="preserve"> </w:t>
       </w:r>
     </w:p>
-    <w:bookmarkStart w:id="20" w:name="title"/>
+    <w:bookmarkStart w:id="22" w:name="title"/>
     <w:p>
       <w:pPr>
         <w:pStyle w:val="Heading1"/>
@@ -93,8 +93,8 @@
         <w:t xml:space="preserve"> </w:t>
       </w:r>
     </w:p>
-    <w:bookmarkEnd w:id="20"/>
-    <w:bookmarkStart w:id="24" w:name="author-note"/>
+    <w:bookmarkEnd w:id="22"/>
+    <w:bookmarkStart w:id="26" w:name="author-note"/>
     <w:p>
       <w:pPr>
         <w:pStyle w:val="Heading1"/>
@@ -113,15 +113,15 @@
       <w:r>
         <w:t xml:space="preserve"> </w:t>
       </w:r>
-      <w:bookmarkStart w:id="21" w:name="orchid"/>
+      <w:bookmarkStart w:id="23" w:name="orchid"/>
       <w:r>
         <w:t xml:space="preserve">Orcid ID Logo: A green circle with white letters ID</w:t>
       </w:r>
-      <w:bookmarkEnd w:id="21"/>
+      <w:bookmarkEnd w:id="23"/>
       <w:r>
         <w:t xml:space="preserve"> </w:t>
       </w:r>
-      <w:hyperlink r:id="rId22">
+      <w:hyperlink r:id="rId24">
         <w:r>
           <w:rPr>
             <w:rStyle w:val="Hyperlink"/>
@@ -160,7 +160,7 @@
         <w:t xml:space="preserve">: </w:t>
       </w:r>
       <w:r>
-        <w:t xml:space="preserve">conceptualización y redacción</w:t>
+        <w:t xml:space="preserve">conceptualización, metodología, análisis formal, investigación, recursos, curación de datos, redacción, visualización, supervisión, y administración del proyecto</w:t>
       </w:r>
     </w:p>
     <w:p>
@@ -168,12 +168,12 @@
         <w:pStyle w:val="BodyText"/>
       </w:pPr>
       <w:r>
-        <w:t xml:space="preserve">La correspondencia relativa a este artículo debe dirigirse a Edison Achalma, Escuela Profesional de Economía, Universidad Nacional de San Cristóbal de Huamanga, Ayacucho, AYA, Perú, Email:</w:t>
+        <w:t xml:space="preserve">La correspondencia relativa a este artículo debe dirigirse a Edison Achalma, Escuela Profesional de Economía, Universidad Nacional de San Cristóbal de Huamanga, Portal Independencia N° 57, Ayacucho, AYA 5001, Perú, Email:</w:t>
       </w:r>
       <w:r>
         <w:t xml:space="preserve"> </w:t>
       </w:r>
-      <w:hyperlink r:id="rId23">
+      <w:hyperlink r:id="rId25">
         <w:r>
           <w:rPr>
             <w:rStyle w:val="Hyperlink"/>
@@ -187,8 +187,8 @@
         <w:br w:type="page"/>
       </w:r>
     </w:p>
-    <w:bookmarkEnd w:id="24"/>
-    <w:bookmarkStart w:id="25" w:name="abstract"/>
+    <w:bookmarkEnd w:id="26"/>
+    <w:bookmarkStart w:id="27" w:name="abstract"/>
     <w:p>
       <w:pPr>
         <w:pStyle w:val="Heading1"/>
@@ -237,8 +237,8 @@
         <w:br w:type="page"/>
       </w:r>
     </w:p>
-    <w:bookmarkEnd w:id="25"/>
-    <w:bookmarkStart w:id="26" w:name="firstheader"/>
+    <w:bookmarkEnd w:id="27"/>
+    <w:bookmarkStart w:id="28" w:name="firstheader"/>
     <w:p>
       <w:pPr>
         <w:pStyle w:val="Heading1"/>
@@ -247,8 +247,8 @@
         <w:t xml:space="preserve">Gestión vs administración pública</w:t>
       </w:r>
     </w:p>
-    <w:bookmarkEnd w:id="26"/>
-    <w:bookmarkStart w:id="33" w:name="X554d06a6ad867ca19baf26d1c598c194cb601fc"/>
+    <w:bookmarkEnd w:id="28"/>
+    <w:bookmarkStart w:id="35" w:name="X554d06a6ad867ca19baf26d1c598c194cb601fc"/>
     <w:p>
       <w:pPr>
         <w:pStyle w:val="Heading1"/>
@@ -257,7 +257,7 @@
         <w:t xml:space="preserve">1. Explorando Definiciones, Conceptos y Aplicación de Gestión Pública y Administración Pública</w:t>
       </w:r>
     </w:p>
-    <w:bookmarkStart w:id="27" w:name="administración-pública"/>
+    <w:bookmarkStart w:id="29" w:name="administración-pública"/>
     <w:p>
       <w:pPr>
         <w:pStyle w:val="Heading2"/>
@@ -282,8 +282,8 @@
         <w:t xml:space="preserve">La administración pública se relaciona estrechamente con dos conceptos fundamentales: la burocracia y el resguardo de los recursos del Estado. Además, se caracteriza por tener objetivos que no siempre están claramente definidos. Es una estructura duradera, ya que está constituida por las instituciones del Estado.</w:t>
       </w:r>
     </w:p>
-    <w:bookmarkEnd w:id="27"/>
-    <w:bookmarkStart w:id="28" w:name="gestión-pública"/>
+    <w:bookmarkEnd w:id="29"/>
+    <w:bookmarkStart w:id="30" w:name="gestión-pública"/>
     <w:p>
       <w:pPr>
         <w:pStyle w:val="Heading2"/>
@@ -308,8 +308,8 @@
         <w:t xml:space="preserve">Los objetivos de la gestión pública están bien definidos tanto a corto como a largo plazo.</w:t>
       </w:r>
     </w:p>
-    <w:bookmarkEnd w:id="28"/>
-    <w:bookmarkStart w:id="29" w:name="X43827dfe32eccf8101b4b6dbadfb715c43c9b84"/>
+    <w:bookmarkEnd w:id="30"/>
+    <w:bookmarkStart w:id="31" w:name="X43827dfe32eccf8101b4b6dbadfb715c43c9b84"/>
     <w:p>
       <w:pPr>
         <w:pStyle w:val="Heading2"/>
@@ -459,8 +459,8 @@
         <w:t xml:space="preserve">, donde los intereses políticos pueden prevalecer sobre el bien común.</w:t>
       </w:r>
     </w:p>
-    <w:bookmarkEnd w:id="29"/>
-    <w:bookmarkStart w:id="30" w:name="X6846ec4e9336cbb126f507779203def9ab320e0"/>
+    <w:bookmarkEnd w:id="31"/>
+    <w:bookmarkStart w:id="32" w:name="X6846ec4e9336cbb126f507779203def9ab320e0"/>
     <w:p>
       <w:pPr>
         <w:pStyle w:val="Heading2"/>
@@ -477,8 +477,8 @@
         <w:t xml:space="preserve">Desde una perspectiva lingüística, para que dos términos sean sinónimos, deben compartir el mismo campo semántico, clase gramatical y, lo más importante, poseer significados similares. La administración pública se enfoca en las actividades para el manejo de recursos, mientras que la gestión pública trata sobre el uso de esos recursos para alcanzar objetivos colectivos. A pesar de compartir campos semánticos y gramaticales, sus significados, aunque cercanos, no son idénticos. Por lo tanto, aunque tienen significados relacionados, no son sinónimos exactos en el contexto de economía, administración y sector público.</w:t>
       </w:r>
     </w:p>
-    <w:bookmarkEnd w:id="30"/>
-    <w:bookmarkStart w:id="31" w:name="X783ab372a125161b5383846a75558b0b6bbab97"/>
+    <w:bookmarkEnd w:id="32"/>
+    <w:bookmarkStart w:id="33" w:name="X783ab372a125161b5383846a75558b0b6bbab97"/>
     <w:p>
       <w:pPr>
         <w:pStyle w:val="Heading2"/>
@@ -527,8 +527,8 @@
         <w:t xml:space="preserve">Su importancia radica en su conexión directa con la vida diaria de los ciudadanos, proporcionando servicios públicos esenciales para la convivencia comunitaria como transporte, seguridad y medio ambiente.</w:t>
       </w:r>
     </w:p>
-    <w:bookmarkEnd w:id="31"/>
-    <w:bookmarkStart w:id="32" w:name="X28489c03cf88b3d65767b5e4d1ce4ae192fdae4"/>
+    <w:bookmarkEnd w:id="33"/>
+    <w:bookmarkStart w:id="34" w:name="X28489c03cf88b3d65767b5e4d1ce4ae192fdae4"/>
     <w:p>
       <w:pPr>
         <w:pStyle w:val="Heading2"/>
@@ -650,9 +650,9 @@
         <w:t xml:space="preserve">A cargo de Lima Airport Partners (LAP), busca modernizar el aeropuerto para 2024, promoviendo el turismo, comercio y comunicaciones.</w:t>
       </w:r>
     </w:p>
-    <w:bookmarkEnd w:id="32"/>
-    <w:bookmarkEnd w:id="33"/>
-    <w:bookmarkStart w:id="40" w:name="publicaciones-similares"/>
+    <w:bookmarkEnd w:id="34"/>
+    <w:bookmarkEnd w:id="35"/>
+    <w:bookmarkStart w:id="42" w:name="publicaciones-similares"/>
     <w:p>
       <w:pPr>
         <w:pStyle w:val="Heading1"/>
@@ -677,11 +677,11 @@
           <w:numId w:val="1006"/>
         </w:numPr>
       </w:pPr>
-      <w:hyperlink r:id="rId34"/>
+      <w:hyperlink r:id="rId36"/>
       <w:r>
         <w:t xml:space="preserve"> </w:t>
       </w:r>
-      <w:hyperlink r:id="rId35">
+      <w:hyperlink r:id="rId37">
         <w:r>
           <w:rPr>
             <w:rStyle w:val="Hyperlink"/>
@@ -698,11 +698,11 @@
           <w:numId w:val="1006"/>
         </w:numPr>
       </w:pPr>
-      <w:hyperlink r:id="rId36"/>
+      <w:hyperlink r:id="rId38"/>
       <w:r>
         <w:t xml:space="preserve"> </w:t>
       </w:r>
-      <w:hyperlink r:id="rId37">
+      <w:hyperlink r:id="rId39">
         <w:r>
           <w:rPr>
             <w:rStyle w:val="Hyperlink"/>
@@ -719,11 +719,11 @@
           <w:numId w:val="1006"/>
         </w:numPr>
       </w:pPr>
-      <w:hyperlink r:id="rId38"/>
+      <w:hyperlink r:id="rId40"/>
       <w:r>
         <w:t xml:space="preserve"> </w:t>
       </w:r>
-      <w:hyperlink r:id="rId39">
+      <w:hyperlink r:id="rId41">
         <w:r>
           <w:rPr>
             <w:rStyle w:val="Hyperlink"/>
@@ -740,14 +740,14 @@
         <w:t xml:space="preserve">Esperamos que encuentres estas publicaciones igualmente interesantes y útiles. ¡Disfruta de la lectura!</w:t>
       </w:r>
     </w:p>
-    <w:bookmarkEnd w:id="40"/>
+    <w:bookmarkEnd w:id="42"/>
     <w:sectPr>
-      <w:headerReference r:id="rId9" w:type="even"/>
-      <w:headerReference r:id="rId11" w:type="default"/>
-      <w:footerReference r:id="rId14" w:type="even"/>
-      <w:footerReference r:id="rId13" w:type="default"/>
-      <w:headerReference r:id="rId10" w:type="first"/>
-      <w:footerReference r:id="rId12" w:type="first"/>
+      <w:headerReference r:id="rId8" w:type="even"/>
+      <w:headerReference r:id="rId9" w:type="default"/>
+      <w:footerReference r:id="rId10" w:type="even"/>
+      <w:footerReference r:id="rId11" w:type="default"/>
+      <w:headerReference r:id="rId12" w:type="first"/>
+      <w:footerReference r:id="rId13" w:type="first"/>
       <w:pgSz w:h="15840" w:w="12240"/>
       <w:pgMar w:bottom="1440" w:footer="720" w:gutter="0" w:header="720" w:left="1440" w:right="1440" w:top="1440"/>
       <w:cols w:space="720"/>
